--- a/Articles/2026/3_DaVinci_Tips_and_Tricks/12_Using_Duplicate_Clips_to_Make_a_Soft_Shadow_in_DaVinci_Resolve/SEO for DaVinci.docx
+++ b/Articles/2026/3_DaVinci_Tips_and_Tricks/12_Using_Duplicate_Clips_to_Make_a_Soft_Shadow_in_DaVinci_Resolve/SEO for DaVinci.docx
@@ -228,7 +228,13 @@
         <w:t>" content="</w:t>
       </w:r>
       <w:r>
-        <w:t>May 8, 2026</w:t>
+        <w:t xml:space="preserve">May </w:t>
+      </w:r>
+      <w:r>
+        <w:t>29</w:t>
+      </w:r>
+      <w:r>
+        <w:t>, 2026</w:t>
       </w:r>
       <w:r>
         <w:t>" /&gt;</w:t>
@@ -265,7 +271,7 @@
         <w:t xml:space="preserve"> Enlightenment</w:t>
       </w:r>
       <w:r>
-        <w:t>/Articles/2026/3_DaVinci_Tips_and_Tricks/1_What_is_DaVinci/1_What_Is_DaVinci.html</w:t>
+        <w:t>/Articles/2026/3_DaVinci_Tips_and_Tricks/12_Using_Duplicate_Clips_to_Make_a_Soft_Shadow_in_DaVinci_Resolve/12_Using_Duplicate_Clips_to_Make_a_Soft_Shadow_in_DaVinci_Resolve.html</w:t>
       </w:r>
       <w:r>
         <w:t>"&gt;</w:t>
